--- a/public/gallery/examples/devops-engineer/zh-hant-tw/resume.docx
+++ b/public/gallery/examples/devops-engineer/zh-hant-tw/resume.docx
@@ -66,7 +66,7 @@
         </w:rPr>
         <w:t xml:space="preserve">📧 </w:t>
       </w:r>
-      <w:hyperlink w:history="1" r:id="rIdzwpkgcz2wrlraxbmqawb0">
+      <w:hyperlink w:history="1" r:id="rId7a6hi9vi-hjuwqd59xuhc">
         <w:r>
           <w:rPr>
             <w:sz w:val="18"/>
@@ -89,7 +89,7 @@
         </w:rPr>
         <w:t xml:space="preserve">🔗 </w:t>
       </w:r>
-      <w:hyperlink w:history="1" r:id="rIdin5akoa-u_4ve0tqzzva2">
+      <w:hyperlink w:history="1" r:id="rIdfdz942m861k361cykj18a">
         <w:r>
           <w:rPr>
             <w:sz w:val="18"/>
@@ -124,7 +124,7 @@
         <w:spacing w:after="200" w:line="276"/>
         <w:jc w:val="center"/>
       </w:pPr>
-      <w:hyperlink w:history="1" r:id="rIdeahkxts-qyamxdnx6zf1q">
+      <w:hyperlink w:history="1" r:id="rIdxogrmyau5iogq-uforyaw">
         <w:r>
           <w:rPr>
             <w:sz w:val="18"/>
@@ -140,7 +140,7 @@
         </w:rPr>
         <w:t xml:space="preserve"> • </w:t>
       </w:r>
-      <w:hyperlink w:history="1" r:id="rId-3xjkuvciosufaimxsy3w">
+      <w:hyperlink w:history="1" r:id="rIdglrarbvjwyzhpkec27sm3">
         <w:r>
           <w:rPr>
             <w:sz w:val="18"/>
@@ -156,7 +156,7 @@
         </w:rPr>
         <w:t xml:space="preserve"> • </w:t>
       </w:r>
-      <w:hyperlink w:history="1" r:id="rIdxnhq6qmrw5g7gilnsekwy">
+      <w:hyperlink w:history="1" r:id="rIdhknwxh8qmr4r4pmpurhco">
         <w:r>
           <w:rPr>
             <w:sz w:val="18"/>
@@ -315,7 +315,7 @@
         </w:rPr>
         <w:t xml:space="preserve">	</w:t>
       </w:r>
-      <w:hyperlink w:history="1" r:id="rId00hyn6zgf8qhv8osn-29m">
+      <w:hyperlink w:history="1" r:id="rIddfqe_ix5fu__kba6egtyr">
         <w:r>
           <w:rPr>
             <w:sz w:val="18"/>
@@ -459,7 +459,7 @@
         </w:rPr>
         <w:t xml:space="preserve">	</w:t>
       </w:r>
-      <w:hyperlink w:history="1" r:id="rId-i8nb_uobam_kgq4sczhq">
+      <w:hyperlink w:history="1" r:id="rIdm4lglkrtgrpby2dvkao9f">
         <w:r>
           <w:rPr>
             <w:sz w:val="18"/>
@@ -603,7 +603,7 @@
         </w:rPr>
         <w:t xml:space="preserve">	</w:t>
       </w:r>
-      <w:hyperlink w:history="1" r:id="rIdednk-jpvg6bj_v53vcxj8">
+      <w:hyperlink w:history="1" r:id="rIdy4ivxu7mlilbqo9nyf_es">
         <w:r>
           <w:rPr>
             <w:sz w:val="18"/>
@@ -804,7 +804,7 @@
         </w:rPr>
         <w:t xml:space="preserve">	</w:t>
       </w:r>
-      <w:hyperlink w:history="1" r:id="rIdgdxi_jvwiln9tfhu_ioyy">
+      <w:hyperlink w:history="1" r:id="rIdn2xofvu_k-sqhqi3hbme6">
         <w:r>
           <w:rPr>
             <w:sz w:val="18"/>
@@ -986,7 +986,7 @@
         </w:rPr>
         <w:t xml:space="preserve">	</w:t>
       </w:r>
-      <w:hyperlink w:history="1" r:id="rIda0hdikbnl_lyxk-l7zqr2">
+      <w:hyperlink w:history="1" r:id="rIduahhollms7balw8gfbos_">
         <w:r>
           <w:rPr>
             <w:sz w:val="18"/>
